--- a/docs/plantillas/oficio_reconstitucion.docx
+++ b/docs/plantillas/oficio_reconstitucion.docx
@@ -285,7 +285,16 @@
           <w:sz w:val="21"/>
           <w:szCs w:val="21"/>
         </w:rPr>
-        <w:t>Dirección:  XXXXXX</w:t>
+        <w:t xml:space="preserve">Dirección:  </w:t>
+      </w:r>
+      <w:r>
+        <w:rPr>
+          <w:rFonts w:ascii="Arial" w:hAnsi="Arial" w:cs="Arial"/>
+          <w:b/>
+          <w:sz w:val="21"/>
+          <w:szCs w:val="21"/>
+        </w:rPr>
+        <w:t>#direccion#</w:t>
       </w:r>
     </w:p>
     <w:p>
@@ -302,27 +311,63 @@
           <w:sz w:val="21"/>
           <w:szCs w:val="21"/>
         </w:rPr>
-        <w:t xml:space="preserve">Correo electrónico:  </w:t>
-      </w:r>
-      <w:hyperlink r:id="rId9" w:history="1">
-        <w:r>
-          <w:rPr>
-            <w:rStyle w:val="Hipervnculo"/>
-            <w:rFonts w:ascii="Arial" w:hAnsi="Arial" w:cs="Arial"/>
-            <w:sz w:val="21"/>
-            <w:szCs w:val="21"/>
-            <w:u w:val="none"/>
-          </w:rPr>
-          <w:t>XXXX@hotmail.com</w:t>
-        </w:r>
-      </w:hyperlink>
-      <w:r>
-        <w:rPr>
-          <w:rFonts w:ascii="Arial" w:hAnsi="Arial" w:cs="Arial"/>
-          <w:sz w:val="21"/>
-          <w:szCs w:val="21"/>
-        </w:rPr>
-        <w:t xml:space="preserve">  (en caso de contar con la información)</w:t>
+        <w:t xml:space="preserve">Correo electrónico: </w:t>
+      </w:r>
+      <w:r>
+        <w:rPr>
+          <w:rFonts w:ascii="Arial" w:hAnsi="Arial" w:cs="Arial"/>
+          <w:b/>
+          <w:bCs/>
+          <w:sz w:val="21"/>
+          <w:szCs w:val="21"/>
+        </w:rPr>
+        <w:t xml:space="preserve"> </w:t>
+      </w:r>
+      <w:r>
+        <w:rPr>
+          <w:rFonts w:ascii="Arial" w:hAnsi="Arial" w:cs="Arial"/>
+          <w:b/>
+          <w:sz w:val="21"/>
+          <w:szCs w:val="21"/>
+        </w:rPr>
+        <w:t>#correo</w:t>
+      </w:r>
+      <w:proofErr w:type="gramStart"/>
+      <w:r>
+        <w:rPr>
+          <w:rFonts w:ascii="Arial" w:hAnsi="Arial" w:cs="Arial"/>
+          <w:b/>
+          <w:sz w:val="21"/>
+          <w:szCs w:val="21"/>
+        </w:rPr>
+        <w:t>#</w:t>
+      </w:r>
+      <w:r>
+        <w:rPr>
+          <w:rFonts w:ascii="Arial" w:hAnsi="Arial" w:cs="Arial"/>
+          <w:b/>
+          <w:bCs/>
+          <w:sz w:val="21"/>
+          <w:szCs w:val="21"/>
+        </w:rPr>
+        <w:t xml:space="preserve">  </w:t>
+      </w:r>
+      <w:r>
+        <w:rPr>
+          <w:rFonts w:ascii="Arial" w:hAnsi="Arial" w:cs="Arial"/>
+          <w:sz w:val="21"/>
+          <w:szCs w:val="21"/>
+        </w:rPr>
+        <w:t>(</w:t>
+      </w:r>
+      <w:proofErr w:type="gramEnd"/>
+      <w:r>
+        <w:rPr>
+          <w:rFonts w:ascii="Arial" w:hAnsi="Arial" w:cs="Arial"/>
+          <w:sz w:val="21"/>
+          <w:szCs w:val="21"/>
+        </w:rPr>
+        <w:t>en caso de contar con la información)</w:t>
       </w:r>
     </w:p>
     <w:p>
@@ -1572,7 +1617,7 @@
         </w:rPr>
         <w:t>Lo solicitado debe ser enviado a través de la MESA DE PARTES VIRTUAL DEL RENIEC (</w:t>
       </w:r>
-      <w:hyperlink r:id="rId10" w:history="1">
+      <w:hyperlink r:id="rId9" w:history="1">
         <w:r>
           <w:rPr>
             <w:rStyle w:val="Hipervnculo"/>
@@ -1679,7 +1724,7 @@
         </w:rPr>
         <w:t xml:space="preserve">institucional: </w:t>
       </w:r>
-      <w:hyperlink r:id="rId11" w:history="1">
+      <w:hyperlink r:id="rId10" w:history="1">
         <w:r>
           <w:rPr>
             <w:rStyle w:val="Hipervnculo"/>
@@ -1978,11 +2023,11 @@
       </w:r>
     </w:p>
     <w:sectPr>
-      <w:headerReference w:type="default" r:id="rId12"/>
-      <w:footerReference w:type="even" r:id="rId13"/>
-      <w:footerReference w:type="default" r:id="rId14"/>
-      <w:headerReference w:type="first" r:id="rId15"/>
-      <w:footerReference w:type="first" r:id="rId16"/>
+      <w:headerReference w:type="default" r:id="rId11"/>
+      <w:footerReference w:type="even" r:id="rId12"/>
+      <w:footerReference w:type="default" r:id="rId13"/>
+      <w:headerReference w:type="first" r:id="rId14"/>
+      <w:footerReference w:type="first" r:id="rId15"/>
       <w:pgSz w:w="11906" w:h="16838"/>
       <w:pgMar w:top="1418" w:right="1701" w:bottom="1418" w:left="1701" w:header="567" w:footer="401" w:gutter="0"/>
       <w:pgNumType w:start="1"/>

--- a/docs/plantillas/oficio_reconstitucion.docx
+++ b/docs/plantillas/oficio_reconstitucion.docx
@@ -724,23 +724,34 @@
       <w:r>
         <w:rPr>
           <w:rFonts w:ascii="Arial" w:hAnsi="Arial" w:cs="Arial"/>
-          <w:color w:val="000000"/>
-          <w:sz w:val="21"/>
-          <w:szCs w:val="21"/>
-          <w:highlight w:val="yellow"/>
-          <w:lang w:val="es-PE"/>
-        </w:rPr>
-        <w:t>DNI</w:t>
-      </w:r>
-      <w:r>
-        <w:rPr>
-          <w:rFonts w:ascii="Arial" w:hAnsi="Arial" w:cs="Arial"/>
-          <w:color w:val="000000"/>
-          <w:sz w:val="21"/>
-          <w:szCs w:val="21"/>
-          <w:lang w:val="es-PE"/>
-        </w:rPr>
-        <w:t xml:space="preserve"> N° </w:t>
+          <w:b/>
+          <w:bCs/>
+          <w:color w:val="000000"/>
+          <w:sz w:val="21"/>
+          <w:szCs w:val="21"/>
+          <w:lang w:val="es-PE"/>
+        </w:rPr>
+        <w:t>#tipoDocSolicitante#</w:t>
+      </w:r>
+      <w:r>
+        <w:rPr>
+          <w:rFonts w:ascii="Arial" w:hAnsi="Arial" w:cs="Arial"/>
+          <w:color w:val="000000"/>
+          <w:sz w:val="21"/>
+          <w:szCs w:val="21"/>
+          <w:lang w:val="es-PE"/>
+        </w:rPr>
+        <w:t xml:space="preserve"> </w:t>
+      </w:r>
+      <w:r>
+        <w:rPr>
+          <w:rFonts w:ascii="Arial" w:hAnsi="Arial" w:cs="Arial"/>
+          <w:color w:val="000000"/>
+          <w:sz w:val="21"/>
+          <w:szCs w:val="21"/>
+          <w:lang w:val="es-PE"/>
+        </w:rPr>
+        <w:t xml:space="preserve">N° </w:t>
       </w:r>
       <w:r>
         <w:rPr>
@@ -1328,7 +1339,7 @@
               <w:jc w:val="center"/>
               <w:rPr>
                 <w:rFonts w:ascii="Arial" w:eastAsia="Calibri" w:hAnsi="Arial" w:cs="Arial"/>
-                <w:bCs/>
+                <w:b/>
                 <w:color w:val="000000"/>
                 <w:sz w:val="16"/>
                 <w:szCs w:val="16"/>
@@ -1338,13 +1349,13 @@
             <w:r>
               <w:rPr>
                 <w:rFonts w:ascii="Arial" w:eastAsia="Calibri" w:hAnsi="Arial" w:cs="Arial"/>
-                <w:bCs/>
+                <w:b/>
                 <w:color w:val="000000"/>
                 <w:sz w:val="16"/>
                 <w:szCs w:val="16"/>
                 <w:lang w:val="es-PE" w:eastAsia="es-PE"/>
               </w:rPr>
-              <w:t>XXXXX</w:t>
+              <w:t>#nomTitular#</w:t>
             </w:r>
           </w:p>
         </w:tc>
@@ -1419,6 +1430,7 @@
               <w:jc w:val="center"/>
               <w:rPr>
                 <w:rFonts w:ascii="Arial" w:eastAsia="Calibri" w:hAnsi="Arial" w:cs="Arial"/>
+                <w:b/>
                 <w:color w:val="000000"/>
                 <w:sz w:val="16"/>
                 <w:szCs w:val="16"/>
@@ -1428,13 +1440,13 @@
             <w:r>
               <w:rPr>
                 <w:rFonts w:ascii="Arial" w:eastAsia="Calibri" w:hAnsi="Arial" w:cs="Arial"/>
-                <w:bCs/>
+                <w:b/>
                 <w:color w:val="000000"/>
                 <w:sz w:val="16"/>
                 <w:szCs w:val="16"/>
                 <w:lang w:val="es-PE" w:eastAsia="es-PE"/>
               </w:rPr>
-              <w:t>XXXXX</w:t>
+              <w:t>#nroActa#</w:t>
             </w:r>
           </w:p>
         </w:tc>
